--- a/PLAN/observaciones.docx
+++ b/PLAN/observaciones.docx
@@ -1604,6 +1604,322 @@
                 <w:bCs w:val="false"/>
               </w:rPr>
               <w:t xml:space="preserve">Important caveat: with so little data, results vary quite a bit from one test to another, so this isn't a final, closed conclusion — it's the current snapshot, obtained with an honest method, which can be refined with more data and indicators going forward.</w:t>
+            </w:r>
+          </w:p>
+        </w:tc>
+      </w:tr>
+      <w:tr>
+        <w:tc>
+          <w:tcPr>
+            <w:tcW w:type="dxa" w:w="4675"/>
+            <w:shd w:fill="EAF1FA" w:val="clear"/>
+            <w:tcMar>
+              <w:top w:type="dxa" w:w="100"/>
+              <w:left w:type="dxa" w:w="120"/>
+              <w:bottom w:type="dxa" w:w="100"/>
+              <w:right w:type="dxa" w:w="120"/>
+            </w:tcMar>
+            <w:vAlign w:val="top"/>
+          </w:tcPr>
+          <w:p>
+            <w:r>
+              <w:rPr>
+                <w:b/>
+                <w:bCs/>
+                <w:color w:val="2E74B5"/>
+              </w:rPr>
+              <w:t xml:space="preserve">Última semana de julio de 2026 — Selección por criterios fundamentales</w:t>
+            </w:r>
+          </w:p>
+        </w:tc>
+        <w:tc>
+          <w:tcPr>
+            <w:tcW w:type="dxa" w:w="4675"/>
+            <w:shd w:fill="EAF1FA" w:val="clear"/>
+            <w:tcMar>
+              <w:top w:type="dxa" w:w="100"/>
+              <w:left w:type="dxa" w:w="120"/>
+              <w:bottom w:type="dxa" w:w="100"/>
+              <w:right w:type="dxa" w:w="120"/>
+            </w:tcMar>
+            <w:vAlign w:val="top"/>
+          </w:tcPr>
+          <w:p>
+            <w:r>
+              <w:rPr>
+                <w:b/>
+                <w:bCs/>
+                <w:color w:val="2E74B5"/>
+              </w:rPr>
+              <w:t xml:space="preserve">Last week of July 2026 — Selection by fundamental criteria</w:t>
+            </w:r>
+          </w:p>
+        </w:tc>
+      </w:tr>
+      <w:tr>
+        <w:tc>
+          <w:tcPr>
+            <w:tcW w:type="dxa" w:w="4675"/>
+            <w:tcMar>
+              <w:top w:type="dxa" w:w="100"/>
+              <w:left w:type="dxa" w:w="120"/>
+              <w:bottom w:type="dxa" w:w="100"/>
+              <w:right w:type="dxa" w:w="120"/>
+            </w:tcMar>
+            <w:vAlign w:val="top"/>
+          </w:tcPr>
+          <w:p>
+            <w:r>
+              <w:rPr>
+                <w:b w:val="false"/>
+                <w:bCs w:val="false"/>
+              </w:rPr>
+              <w:t xml:space="preserve">Se ha probado la selección por criterios fundamentales que, si bien no podemos conocer los del pasado, podemos suponer que varían poco y que se mantienen durante el período considerado hasta hoy. Se ha generalizado a varios índices bursátiles.</w:t>
+            </w:r>
+          </w:p>
+        </w:tc>
+        <w:tc>
+          <w:tcPr>
+            <w:tcW w:type="dxa" w:w="4675"/>
+            <w:tcMar>
+              <w:top w:type="dxa" w:w="100"/>
+              <w:left w:type="dxa" w:w="120"/>
+              <w:bottom w:type="dxa" w:w="100"/>
+              <w:right w:type="dxa" w:w="120"/>
+            </w:tcMar>
+            <w:vAlign w:val="top"/>
+          </w:tcPr>
+          <w:p>
+            <w:r>
+              <w:rPr>
+                <w:b w:val="false"/>
+                <w:bCs w:val="false"/>
+              </w:rPr>
+              <w:t xml:space="preserve">Selection by fundamental criteria has been tested — although we cannot know their past values, we can assume they change little and remain roughly stable over the period considered up to today. It has been generalized to several stock market indices.</w:t>
+            </w:r>
+          </w:p>
+        </w:tc>
+      </w:tr>
+      <w:tr>
+        <w:tc>
+          <w:tcPr>
+            <w:tcW w:type="dxa" w:w="4675"/>
+            <w:shd w:fill="EAF1FA" w:val="clear"/>
+            <w:tcMar>
+              <w:top w:type="dxa" w:w="100"/>
+              <w:left w:type="dxa" w:w="120"/>
+              <w:bottom w:type="dxa" w:w="100"/>
+              <w:right w:type="dxa" w:w="120"/>
+            </w:tcMar>
+            <w:vAlign w:val="top"/>
+          </w:tcPr>
+          <w:p>
+            <w:r>
+              <w:rPr>
+                <w:b/>
+                <w:bCs/>
+                <w:color w:val="2E74B5"/>
+              </w:rPr>
+              <w:t xml:space="preserve">Primera semana de agosto de 2026 — Modelo multifactor y modelo de réplica</w:t>
+            </w:r>
+          </w:p>
+        </w:tc>
+        <w:tc>
+          <w:tcPr>
+            <w:tcW w:type="dxa" w:w="4675"/>
+            <w:shd w:fill="EAF1FA" w:val="clear"/>
+            <w:tcMar>
+              <w:top w:type="dxa" w:w="100"/>
+              <w:left w:type="dxa" w:w="120"/>
+              <w:bottom w:type="dxa" w:w="100"/>
+              <w:right w:type="dxa" w:w="120"/>
+            </w:tcMar>
+            <w:vAlign w:val="top"/>
+          </w:tcPr>
+          <w:p>
+            <w:r>
+              <w:rPr>
+                <w:b/>
+                <w:bCs/>
+                <w:color w:val="2E74B5"/>
+              </w:rPr>
+              <w:t xml:space="preserve">First week of August 2026 — Multi-factor model and replica model</w:t>
+            </w:r>
+          </w:p>
+        </w:tc>
+      </w:tr>
+      <w:tr>
+        <w:tc>
+          <w:tcPr>
+            <w:tcW w:type="dxa" w:w="4675"/>
+            <w:tcMar>
+              <w:top w:type="dxa" w:w="100"/>
+              <w:left w:type="dxa" w:w="120"/>
+              <w:bottom w:type="dxa" w:w="100"/>
+              <w:right w:type="dxa" w:w="120"/>
+            </w:tcMar>
+            <w:vAlign w:val="top"/>
+          </w:tcPr>
+          <w:p>
+            <w:r>
+              <w:rPr>
+                <w:b w:val="false"/>
+                <w:bCs w:val="false"/>
+              </w:rPr>
+              <w:t xml:space="preserve">Se ha realizado una regresión lineal multifactor. En ningún caso nos separamos claramente de la selección aleatoria. El principio de eficiencia fuerte o débil parece imponerse en los mercados financieros.</w:t>
+            </w:r>
+          </w:p>
+        </w:tc>
+        <w:tc>
+          <w:tcPr>
+            <w:tcW w:type="dxa" w:w="4675"/>
+            <w:tcMar>
+              <w:top w:type="dxa" w:w="100"/>
+              <w:left w:type="dxa" w:w="120"/>
+              <w:bottom w:type="dxa" w:w="100"/>
+              <w:right w:type="dxa" w:w="120"/>
+            </w:tcMar>
+            <w:vAlign w:val="top"/>
+          </w:tcPr>
+          <w:p>
+            <w:r>
+              <w:rPr>
+                <w:b w:val="false"/>
+                <w:bCs w:val="false"/>
+              </w:rPr>
+              <w:t xml:space="preserve">A multi-factor linear regression has been carried out. In no case did the result clearly separate from a random selection. The strong or weak form of the market efficiency principle appears to hold in financial markets.</w:t>
+            </w:r>
+          </w:p>
+        </w:tc>
+      </w:tr>
+      <w:tr>
+        <w:tc>
+          <w:tcPr>
+            <w:tcW w:type="dxa" w:w="4675"/>
+            <w:tcMar>
+              <w:top w:type="dxa" w:w="100"/>
+              <w:left w:type="dxa" w:w="120"/>
+              <w:bottom w:type="dxa" w:w="100"/>
+              <w:right w:type="dxa" w:w="120"/>
+            </w:tcMar>
+            <w:vAlign w:val="top"/>
+          </w:tcPr>
+          <w:p>
+            <w:r>
+              <w:rPr>
+                <w:b w:val="false"/>
+                <w:bCs w:val="false"/>
+              </w:rPr>
+              <w:t xml:space="preserve">Se ha implementado un modelo réplica del índice con el que trabajamos.</w:t>
+            </w:r>
+          </w:p>
+        </w:tc>
+        <w:tc>
+          <w:tcPr>
+            <w:tcW w:type="dxa" w:w="4675"/>
+            <w:tcMar>
+              <w:top w:type="dxa" w:w="100"/>
+              <w:left w:type="dxa" w:w="120"/>
+              <w:bottom w:type="dxa" w:w="100"/>
+              <w:right w:type="dxa" w:w="120"/>
+            </w:tcMar>
+            <w:vAlign w:val="top"/>
+          </w:tcPr>
+          <w:p>
+            <w:r>
+              <w:rPr>
+                <w:b w:val="false"/>
+                <w:bCs w:val="false"/>
+              </w:rPr>
+              <w:t xml:space="preserve">A model replicating the index being worked with has been implemented.</w:t>
+            </w:r>
+          </w:p>
+        </w:tc>
+      </w:tr>
+      <w:tr>
+        <w:tc>
+          <w:tcPr>
+            <w:tcW w:type="dxa" w:w="4675"/>
+            <w:tcMar>
+              <w:top w:type="dxa" w:w="100"/>
+              <w:left w:type="dxa" w:w="120"/>
+              <w:bottom w:type="dxa" w:w="100"/>
+              <w:right w:type="dxa" w:w="120"/>
+            </w:tcMar>
+            <w:vAlign w:val="top"/>
+          </w:tcPr>
+          <w:p>
+            <w:r>
+              <w:rPr>
+                <w:b w:val="false"/>
+                <w:bCs w:val="false"/>
+              </w:rPr>
+              <w:t xml:space="preserve">Se ha mejorado la interfaz de usuario.</w:t>
+            </w:r>
+          </w:p>
+        </w:tc>
+        <w:tc>
+          <w:tcPr>
+            <w:tcW w:type="dxa" w:w="4675"/>
+            <w:tcMar>
+              <w:top w:type="dxa" w:w="100"/>
+              <w:left w:type="dxa" w:w="120"/>
+              <w:bottom w:type="dxa" w:w="100"/>
+              <w:right w:type="dxa" w:w="120"/>
+            </w:tcMar>
+            <w:vAlign w:val="top"/>
+          </w:tcPr>
+          <w:p>
+            <w:r>
+              <w:rPr>
+                <w:b w:val="false"/>
+                <w:bCs w:val="false"/>
+              </w:rPr>
+              <w:t xml:space="preserve">The user interface has been improved.</w:t>
+            </w:r>
+          </w:p>
+        </w:tc>
+      </w:tr>
+      <w:tr>
+        <w:tc>
+          <w:tcPr>
+            <w:tcW w:type="dxa" w:w="4675"/>
+            <w:tcMar>
+              <w:top w:type="dxa" w:w="100"/>
+              <w:left w:type="dxa" w:w="120"/>
+              <w:bottom w:type="dxa" w:w="100"/>
+              <w:right w:type="dxa" w:w="120"/>
+            </w:tcMar>
+            <w:vAlign w:val="top"/>
+          </w:tcPr>
+          <w:p>
+            <w:r>
+              <w:rPr>
+                <w:b w:val="false"/>
+                <w:bCs w:val="false"/>
+              </w:rPr>
+              <w:t xml:space="preserve">Se están completando las especificaciones y observaciones.</w:t>
+            </w:r>
+          </w:p>
+        </w:tc>
+        <w:tc>
+          <w:tcPr>
+            <w:tcW w:type="dxa" w:w="4675"/>
+            <w:tcMar>
+              <w:top w:type="dxa" w:w="100"/>
+              <w:left w:type="dxa" w:w="120"/>
+              <w:bottom w:type="dxa" w:w="100"/>
+              <w:right w:type="dxa" w:w="120"/>
+            </w:tcMar>
+            <w:vAlign w:val="top"/>
+          </w:tcPr>
+          <w:p>
+            <w:r>
+              <w:rPr>
+                <w:b w:val="false"/>
+                <w:bCs w:val="false"/>
+              </w:rPr>
+              <w:t xml:space="preserve">The specifications and observations documents are being completed.</w:t>
             </w:r>
           </w:p>
         </w:tc>
